--- a/INFORME_FINAL.docx
+++ b/INFORME_FINAL.docx
@@ -427,7 +427,13 @@
               <w:t>El modelo t</w:t>
             </w:r>
             <w:r>
-              <w:t xml:space="preserve">omó horas en poder entrenarse, esto se debe a los millones de </w:t>
+              <w:t xml:space="preserve">omó </w:t>
+            </w:r>
+            <w:r>
+              <w:t>casi una hora</w:t>
+            </w:r>
+            <w:r>
+              <w:t xml:space="preserve"> en poder entrenarse, esto se debe a los millones de </w:t>
             </w:r>
             <w:proofErr w:type="spellStart"/>
             <w:r>
